--- a/pr-preview/pr-361/exploratory-descriptive-handout-tracked-changes.docx
+++ b/pr-preview/pr-361/exploratory-descriptive-handout-tracked-changes.docx
@@ -16,7 +16,7 @@
       </w:pPr>
       <w:del w:id="1" w:author="PR Preview" w:date="2026-01-01T00:00:00Z">
         <w:r>
-          <w:delText xml:space="preserve">Last modified: 2026-10-19 00:31:45 (PDT)</w:delText>
+          <w:delText xml:space="preserve">Last modified: 2026-10-19 09:39:54 (PDT)</w:delText>
         </w:r>
       </w:del>
     </w:p>
@@ -26,7 +26,7 @@
       </w:pPr>
       <w:ins w:id="2" w:author="PR Preview" w:date="2026-01-01T00:00:00Z">
         <w:r>
-          <w:t xml:space="preserve">Last modified: 2026-10-19 00:33:21 (PDT)</w:t>
+          <w:t xml:space="preserve">Last modified: 2026-10-19 09:40:54 (PDT)</w:t>
         </w:r>
       </w:ins>
     </w:p>
@@ -1971,16 +1971,10 @@
         <w:t xml:space="preserve"> </w:t>
       </w:r>
       <w:r>
-        <w:t xml:space="preserve">(people, animals, objects, or events) that a study aims to learn about</w:t>
-      </w:r>
-      <w:r>
-        <w:t xml:space="preserve"> </w:t>
-      </w:r>
-      <w:r>
-        <w:t xml:space="preserve">[3]</w:t>
-      </w:r>
-      <w:r>
-        <w:t xml:space="preserve">.</w:t>
+        <w:t xml:space="preserve">(people, animals, objects, or events) that a study aims to learn about.</w:t>
+      </w:r>
+      <w:r>
+        <w:t xml:space="preserve"> </w:t>
       </w:r>
     </w:p>
     <w:p>
@@ -2842,16 +2836,7 @@
         </w:r>
       </w:hyperlink>
       <w:r>
-        <w:t xml:space="preserve">)</w:t>
-      </w:r>
-      <w:r>
-        <w:t xml:space="preserve"> </w:t>
-      </w:r>
-      <w:r>
-        <w:t xml:space="preserve">[4]</w:t>
-      </w:r>
-      <w:r>
-        <w:t xml:space="preserve">:</w:t>
+        <w:t xml:space="preserve">):</w:t>
       </w:r>
     </w:p>
     <w:p>
@@ -3520,16 +3505,7 @@
         <w:t xml:space="preserve"> </w:t>
       </w:r>
       <w:r>
-        <w:t xml:space="preserve">when the observations are sorted in increasing order</w:t>
-      </w:r>
-      <w:r>
-        <w:t xml:space="preserve"> </w:t>
-      </w:r>
-      <w:r>
-        <w:t xml:space="preserve">[5]</w:t>
-      </w:r>
-      <w:r>
-        <w:t xml:space="preserve">.</w:t>
+        <w:t xml:space="preserve">when the observations are sorted in increasing order.</w:t>
       </w:r>
       <w:r>
         <w:t xml:space="preserve"> </w:t>
@@ -4077,16 +4053,7 @@
         <w:t xml:space="preserve"> </w:t>
       </w:r>
       <w:r>
-        <w:t xml:space="preserve">observations is</w:t>
-      </w:r>
-      <w:r>
-        <w:t xml:space="preserve"> </w:t>
-      </w:r>
-      <w:r>
-        <w:t xml:space="preserve">[6]</w:t>
-      </w:r>
-      <w:r>
-        <w:t xml:space="preserve">:</w:t>
+        <w:t xml:space="preserve">observations is:</w:t>
       </w:r>
     </w:p>
     <w:p>
@@ -4298,12 +4265,6 @@
         </w:r>
       </w:hyperlink>
       <w:r>
-        <w:t xml:space="preserve"> </w:t>
-      </w:r>
-      <w:r>
-        <w:t xml:space="preserve">[7]</w:t>
-      </w:r>
-      <w:r>
         <w:t xml:space="preserve">:</w:t>
       </w:r>
     </w:p>
@@ -4700,16 +4661,7 @@
         </w:r>
       </w:hyperlink>
       <w:r>
-        <w:t xml:space="preserve">)</w:t>
-      </w:r>
-      <w:r>
-        <w:t xml:space="preserve"> </w:t>
-      </w:r>
-      <w:r>
-        <w:t xml:space="preserve">[8]</w:t>
-      </w:r>
-      <w:r>
-        <w:t xml:space="preserve">.</w:t>
+        <w:t xml:space="preserve">).</w:t>
       </w:r>
       <w:r>
         <w:t xml:space="preserve"> </w:t>
@@ -4939,12 +4891,6 @@
           <w:t xml:space="preserve">quartiles</w:t>
         </w:r>
       </w:hyperlink>
-      <w:r>
-        <w:t xml:space="preserve"> </w:t>
-      </w:r>
-      <w:r>
-        <w:t xml:space="preserve">[9]</w:t>
-      </w:r>
       <w:r>
         <w:t xml:space="preserve">:</w:t>
       </w:r>
@@ -7606,7 +7552,7 @@
     </w:p>
     <w:bookmarkEnd w:id="47"/>
     <w:bookmarkEnd w:id="48"/>
-    <w:bookmarkStart w:id="81" w:name="graphical-methods"/>
+    <w:bookmarkStart w:id="82" w:name="graphical-methods"/>
     <w:p>
       <w:pPr>
         <w:pStyle w:val="Heading2"/>
@@ -7700,16 +7646,7 @@
         <w:t xml:space="preserve"> </w:t>
       </w:r>
       <w:r>
-        <w:t xml:space="preserve">whose height is the number (or proportion) of observations in that interval</w:t>
-      </w:r>
-      <w:r>
-        <w:t xml:space="preserve"> </w:t>
-      </w:r>
-      <w:r>
-        <w:t xml:space="preserve">[12]</w:t>
-      </w:r>
-      <w:r>
-        <w:t xml:space="preserve">.</w:t>
+        <w:t xml:space="preserve">whose height is the number (or proportion) of observations in that interval.</w:t>
       </w:r>
     </w:p>
     <w:p>
@@ -8217,16 +8154,7 @@
         <w:t xml:space="preserve"> </w:t>
       </w:r>
       <w:r>
-        <w:t xml:space="preserve">scaled so that the area under the curve is 1</w:t>
-      </w:r>
-      <w:r>
-        <w:t xml:space="preserve"> </w:t>
-      </w:r>
-      <w:r>
-        <w:t xml:space="preserve">[13]</w:t>
-      </w:r>
-      <w:r>
-        <w:t xml:space="preserve">.</w:t>
+        <w:t xml:space="preserve">scaled so that the area under the curve is 1.</w:t>
       </w:r>
     </w:p>
     <w:p>
@@ -8578,7 +8506,7 @@
       </w:tr>
     </w:tbl>
     <w:bookmarkEnd w:id="61"/>
-    <w:bookmarkStart w:id="68" w:name="box-plots"/>
+    <w:bookmarkStart w:id="69" w:name="box-plots"/>
     <w:p>
       <w:pPr>
         <w:pStyle w:val="Heading3"/>
@@ -8587,7 +8515,7 @@
         <w:t xml:space="preserve">3.3 Box plots</w:t>
       </w:r>
     </w:p>
-    <w:bookmarkStart w:id="62" w:name="def-boxplot"/>
+    <w:bookmarkStart w:id="63" w:name="def-boxplot"/>
     <w:p>
       <w:pPr>
         <w:pStyle w:val="FirstParagraph"/>
@@ -8638,14 +8566,19 @@
         <w:t xml:space="preserve"> </w:t>
       </w:r>
       <w:r>
-        <w:t xml:space="preserve">of a continuous variable</w:t>
-      </w:r>
-      <w:r>
-        <w:t xml:space="preserve"> </w:t>
-      </w:r>
-      <w:r>
-        <w:t xml:space="preserve">[14]</w:t>
-      </w:r>
+        <w:t xml:space="preserve">of a</w:t>
+      </w:r>
+      <w:r>
+        <w:t xml:space="preserve"> </w:t>
+      </w:r>
+      <w:hyperlink r:id="rId62">
+        <w:r>
+          <w:rPr>
+            <w:rStyle w:val="Hyperlink"/>
+          </w:rPr>
+          <w:t xml:space="preserve">continuous variable</w:t>
+        </w:r>
+      </w:hyperlink>
       <w:r>
         <w:t xml:space="preserve">:</w:t>
       </w:r>
@@ -8802,8 +8735,8 @@
         <w:t xml:space="preserve">.</w:t>
       </w:r>
     </w:p>
-    <w:bookmarkEnd w:id="62"/>
-    <w:bookmarkStart w:id="63" w:name="rem-whisker-rule"/>
+    <w:bookmarkEnd w:id="63"/>
+    <w:bookmarkStart w:id="64" w:name="rem-whisker-rule"/>
     <w:p>
       <w:pPr>
         <w:pStyle w:val="BodyText"/>
@@ -8888,7 +8821,7 @@
         <w:t xml:space="preserve">such as whiskers that run to the minimum and maximum.</w:t>
       </w:r>
     </w:p>
-    <w:bookmarkEnd w:id="63"/>
+    <w:bookmarkEnd w:id="64"/>
     <w:tbl>
       <w:tblPr>
         <w:tblStyle w:val="Table"/>
@@ -8902,7 +8835,7 @@
       <w:tr>
         <w:tc>
           <w:tcPr/>
-          <w:bookmarkStart w:id="67" w:name="fig-box-chol"/>
+          <w:bookmarkStart w:id="68" w:name="fig-box-chol"/>
           <w:p>
             <w:pPr>
               <w:pStyle w:val="SourceCode"/>
@@ -9179,18 +9112,18 @@
                 <wp:inline>
                   <wp:extent cx="4620126" cy="3696101"/>
                   <wp:effectExtent b="0" l="0" r="0" t="0"/>
-                  <wp:docPr descr="" title="" id="65" name="Picture"/>
+                  <wp:docPr descr="" title="" id="66" name="Picture"/>
                   <a:graphic>
                     <a:graphicData uri="http://schemas.openxmlformats.org/drawingml/2006/picture">
                       <pic:pic>
                         <pic:nvPicPr>
-                          <pic:cNvPr descr="exploratory-descriptive_files/figure-docx/unnamed-chunk-10-1.png" id="66" name="Picture"/>
+                          <pic:cNvPr descr="exploratory-descriptive_files/figure-docx/unnamed-chunk-10-1.png" id="67" name="Picture"/>
                           <pic:cNvPicPr>
                             <a:picLocks noChangeArrowheads="1" noChangeAspect="1"/>
                           </pic:cNvPicPr>
                         </pic:nvPicPr>
                         <pic:blipFill>
-                          <a:blip r:embed="rId64"/>
+                          <a:blip r:embed="rId65"/>
                           <a:stretch>
                             <a:fillRect/>
                           </a:stretch>
@@ -9230,12 +9163,12 @@
               <w:t xml:space="preserve">Figure 3: Box plot of total cholesterol in the WCGS dataset</w:t>
             </w:r>
           </w:p>
-          <w:bookmarkEnd w:id="67"/>
+          <w:bookmarkEnd w:id="68"/>
         </w:tc>
       </w:tr>
     </w:tbl>
-    <w:bookmarkEnd w:id="68"/>
-    <w:bookmarkStart w:id="74" w:name="bar-charts"/>
+    <w:bookmarkEnd w:id="69"/>
+    <w:bookmarkStart w:id="75" w:name="bar-charts"/>
     <w:p>
       <w:pPr>
         <w:pStyle w:val="Heading3"/>
@@ -9244,7 +9177,7 @@
         <w:t xml:space="preserve">3.4 Bar charts</w:t>
       </w:r>
     </w:p>
-    <w:bookmarkStart w:id="69" w:name="def-bar-chart"/>
+    <w:bookmarkStart w:id="70" w:name="def-bar-chart"/>
     <w:p>
       <w:pPr>
         <w:pStyle w:val="FirstParagraph"/>
@@ -9288,16 +9221,7 @@
         <w:t xml:space="preserve"> </w:t>
       </w:r>
       <w:r>
-        <w:t xml:space="preserve">as one bar per category</w:t>
-      </w:r>
-      <w:r>
-        <w:t xml:space="preserve"> </w:t>
-      </w:r>
-      <w:r>
-        <w:t xml:space="preserve">[15]</w:t>
-      </w:r>
-      <w:r>
-        <w:t xml:space="preserve">.</w:t>
+        <w:t xml:space="preserve">as one bar per category.</w:t>
       </w:r>
     </w:p>
     <w:p>
@@ -9317,7 +9241,7 @@
         <w:t xml:space="preserve">.</w:t>
       </w:r>
     </w:p>
-    <w:bookmarkEnd w:id="69"/>
+    <w:bookmarkEnd w:id="70"/>
     <w:tbl>
       <w:tblPr>
         <w:tblStyle w:val="Table"/>
@@ -9331,7 +9255,7 @@
       <w:tr>
         <w:tc>
           <w:tcPr/>
-          <w:bookmarkStart w:id="73" w:name="fig-bar-behpat"/>
+          <w:bookmarkStart w:id="74" w:name="fig-bar-behpat"/>
           <w:p>
             <w:pPr>
               <w:pStyle w:val="SourceCode"/>
@@ -9569,18 +9493,18 @@
                 <wp:inline>
                   <wp:extent cx="4620126" cy="3696101"/>
                   <wp:effectExtent b="0" l="0" r="0" t="0"/>
-                  <wp:docPr descr="" title="" id="71" name="Picture"/>
+                  <wp:docPr descr="" title="" id="72" name="Picture"/>
                   <a:graphic>
                     <a:graphicData uri="http://schemas.openxmlformats.org/drawingml/2006/picture">
                       <pic:pic>
                         <pic:nvPicPr>
-                          <pic:cNvPr descr="exploratory-descriptive_files/figure-docx/unnamed-chunk-11-1.png" id="72" name="Picture"/>
+                          <pic:cNvPr descr="exploratory-descriptive_files/figure-docx/unnamed-chunk-11-1.png" id="73" name="Picture"/>
                           <pic:cNvPicPr>
                             <a:picLocks noChangeArrowheads="1" noChangeAspect="1"/>
                           </pic:cNvPicPr>
                         </pic:nvPicPr>
                         <pic:blipFill>
-                          <a:blip r:embed="rId70"/>
+                          <a:blip r:embed="rId71"/>
                           <a:stretch>
                             <a:fillRect/>
                           </a:stretch>
@@ -9620,12 +9544,12 @@
               <w:t xml:space="preserve">Figure 4: Bar chart of behavioral pattern in the WCGS dataset</w:t>
             </w:r>
           </w:p>
-          <w:bookmarkEnd w:id="73"/>
+          <w:bookmarkEnd w:id="74"/>
         </w:tc>
       </w:tr>
     </w:tbl>
-    <w:bookmarkEnd w:id="74"/>
-    <w:bookmarkStart w:id="80" w:name="normal-quantile-quantile-plots"/>
+    <w:bookmarkEnd w:id="75"/>
+    <w:bookmarkStart w:id="81" w:name="normal-quantile-quantile-plots"/>
     <w:p>
       <w:pPr>
         <w:pStyle w:val="Heading3"/>
@@ -9634,7 +9558,7 @@
         <w:t xml:space="preserve">3.5 Normal quantile-quantile plots</w:t>
       </w:r>
     </w:p>
-    <w:bookmarkStart w:id="75" w:name="def-qq-plot"/>
+    <w:bookmarkStart w:id="76" w:name="def-qq-plot"/>
     <w:p>
       <w:pPr>
         <w:pStyle w:val="FirstParagraph"/>
@@ -9689,16 +9613,7 @@
         <w:t xml:space="preserve"> </w:t>
       </w:r>
       <w:r>
-        <w:t xml:space="preserve">against the corresponding quantiles of a standard Gaussian distribution</w:t>
-      </w:r>
-      <w:r>
-        <w:t xml:space="preserve"> </w:t>
-      </w:r>
-      <w:r>
-        <w:t xml:space="preserve">[16]</w:t>
-      </w:r>
-      <w:r>
-        <w:t xml:space="preserve">.</w:t>
+        <w:t xml:space="preserve">against the corresponding quantiles of a standard Gaussian distribution.</w:t>
       </w:r>
       <w:r>
         <w:t xml:space="preserve"> </w:t>
@@ -9730,7 +9645,7 @@
         <w:t xml:space="preserve">.</w:t>
       </w:r>
     </w:p>
-    <w:bookmarkEnd w:id="75"/>
+    <w:bookmarkEnd w:id="76"/>
     <w:tbl>
       <w:tblPr>
         <w:tblStyle w:val="Table"/>
@@ -9744,7 +9659,7 @@
       <w:tr>
         <w:tc>
           <w:tcPr/>
-          <w:bookmarkStart w:id="79" w:name="fig-qq-chol"/>
+          <w:bookmarkStart w:id="80" w:name="fig-qq-chol"/>
           <w:p>
             <w:pPr>
               <w:pStyle w:val="SourceCode"/>
@@ -10015,18 +9930,18 @@
                 <wp:inline>
                   <wp:extent cx="4620126" cy="3696101"/>
                   <wp:effectExtent b="0" l="0" r="0" t="0"/>
-                  <wp:docPr descr="" title="" id="77" name="Picture"/>
+                  <wp:docPr descr="" title="" id="78" name="Picture"/>
                   <a:graphic>
                     <a:graphicData uri="http://schemas.openxmlformats.org/drawingml/2006/picture">
                       <pic:pic>
                         <pic:nvPicPr>
-                          <pic:cNvPr descr="exploratory-descriptive_files/figure-docx/unnamed-chunk-12-1.png" id="78" name="Picture"/>
+                          <pic:cNvPr descr="exploratory-descriptive_files/figure-docx/unnamed-chunk-12-1.png" id="79" name="Picture"/>
                           <pic:cNvPicPr>
                             <a:picLocks noChangeArrowheads="1" noChangeAspect="1"/>
                           </pic:cNvPicPr>
                         </pic:nvPicPr>
                         <pic:blipFill>
-                          <a:blip r:embed="rId76"/>
+                          <a:blip r:embed="rId77"/>
                           <a:stretch>
                             <a:fillRect/>
                           </a:stretch>
@@ -10066,7 +9981,7 @@
               <w:t xml:space="preserve">Figure 5: Normal Q-Q plot for total cholesterol in the WCGS dataset</w:t>
             </w:r>
           </w:p>
-          <w:bookmarkEnd w:id="79"/>
+          <w:bookmarkEnd w:id="80"/>
         </w:tc>
       </w:tr>
     </w:tbl>
@@ -10184,9 +10099,9 @@
         <w:t xml:space="preserve">covers boxplots.</w:t>
       </w:r>
     </w:p>
-    <w:bookmarkEnd w:id="80"/>
     <w:bookmarkEnd w:id="81"/>
-    <w:bookmarkStart w:id="110" w:name="bivariate-relationships"/>
+    <w:bookmarkEnd w:id="82"/>
+    <w:bookmarkStart w:id="112" w:name="bivariate-relationships"/>
     <w:p>
       <w:pPr>
         <w:pStyle w:val="Heading2"/>
@@ -10195,7 +10110,7 @@
         <w:t xml:space="preserve">4 Bivariate relationships</w:t>
       </w:r>
     </w:p>
-    <w:bookmarkStart w:id="95" w:name="two-continuous-variables"/>
+    <w:bookmarkStart w:id="96" w:name="two-continuous-variables"/>
     <w:p>
       <w:pPr>
         <w:pStyle w:val="Heading3"/>
@@ -10204,7 +10119,7 @@
         <w:t xml:space="preserve">4.1 Two continuous variables</w:t>
       </w:r>
     </w:p>
-    <w:bookmarkStart w:id="82" w:name="def-scatterplot"/>
+    <w:bookmarkStart w:id="83" w:name="def-scatterplot"/>
     <w:p>
       <w:pPr>
         <w:pStyle w:val="FirstParagraph"/>
@@ -10248,16 +10163,7 @@
         <w:t xml:space="preserve"> </w:t>
       </w:r>
       <w:r>
-        <w:t xml:space="preserve">with one variable on each axis</w:t>
-      </w:r>
-      <w:r>
-        <w:t xml:space="preserve"> </w:t>
-      </w:r>
-      <w:r>
-        <w:t xml:space="preserve">[17]</w:t>
-      </w:r>
-      <w:r>
-        <w:t xml:space="preserve">.</w:t>
+        <w:t xml:space="preserve">with one variable on each axis.</w:t>
       </w:r>
     </w:p>
     <w:p>
@@ -10277,7 +10183,7 @@
         <w:t xml:space="preserve">.</w:t>
       </w:r>
     </w:p>
-    <w:bookmarkEnd w:id="82"/>
+    <w:bookmarkEnd w:id="83"/>
     <w:tbl>
       <w:tblPr>
         <w:tblStyle w:val="Table"/>
@@ -10291,7 +10197,7 @@
       <w:tr>
         <w:tc>
           <w:tcPr/>
-          <w:bookmarkStart w:id="86" w:name="fig-scatter-chol-sbp"/>
+          <w:bookmarkStart w:id="87" w:name="fig-scatter-chol-sbp"/>
           <w:p>
             <w:pPr>
               <w:pStyle w:val="SourceCode"/>
@@ -10646,18 +10552,18 @@
                 <wp:inline>
                   <wp:extent cx="4620126" cy="3696101"/>
                   <wp:effectExtent b="0" l="0" r="0" t="0"/>
-                  <wp:docPr descr="" title="" id="84" name="Picture"/>
+                  <wp:docPr descr="" title="" id="85" name="Picture"/>
                   <a:graphic>
                     <a:graphicData uri="http://schemas.openxmlformats.org/drawingml/2006/picture">
                       <pic:pic>
                         <pic:nvPicPr>
-                          <pic:cNvPr descr="exploratory-descriptive_files/figure-docx/unnamed-chunk-13-1.png" id="85" name="Picture"/>
+                          <pic:cNvPr descr="exploratory-descriptive_files/figure-docx/unnamed-chunk-13-1.png" id="86" name="Picture"/>
                           <pic:cNvPicPr>
                             <a:picLocks noChangeArrowheads="1" noChangeAspect="1"/>
                           </pic:cNvPicPr>
                         </pic:nvPicPr>
                         <pic:blipFill>
-                          <a:blip r:embed="rId83"/>
+                          <a:blip r:embed="rId84"/>
                           <a:stretch>
                             <a:fillRect/>
                           </a:stretch>
@@ -10703,11 +10609,11 @@
               <w:t xml:space="preserve">with a least-squares line</w:t>
             </w:r>
           </w:p>
-          <w:bookmarkEnd w:id="86"/>
+          <w:bookmarkEnd w:id="87"/>
         </w:tc>
       </w:tr>
     </w:tbl>
-    <w:bookmarkStart w:id="87" w:name="def-pearson-r"/>
+    <w:bookmarkStart w:id="88" w:name="def-pearson-r"/>
     <w:p>
       <w:pPr>
         <w:pStyle w:val="BodyText"/>
@@ -10866,16 +10772,7 @@
         <w:t xml:space="preserve"> </w:t>
       </w:r>
       <w:r>
-        <w:t xml:space="preserve">is</w:t>
-      </w:r>
-      <w:r>
-        <w:t xml:space="preserve"> </w:t>
-      </w:r>
-      <w:r>
-        <w:t xml:space="preserve">[18]</w:t>
-      </w:r>
-      <w:r>
-        <w:t xml:space="preserve">:</w:t>
+        <w:t xml:space="preserve">is:</w:t>
       </w:r>
     </w:p>
     <w:p>
@@ -11233,8 +11130,8 @@
         <w:t xml:space="preserve">.</w:t>
       </w:r>
     </w:p>
-    <w:bookmarkEnd w:id="87"/>
-    <w:bookmarkStart w:id="89" w:name="rem-pearson-r-estimates-population"/>
+    <w:bookmarkEnd w:id="88"/>
+    <w:bookmarkStart w:id="90" w:name="rem-pearson-r-estimates-population"/>
     <w:p>
       <w:pPr>
         <w:pStyle w:val="BodyText"/>
@@ -11255,7 +11152,7 @@
       <w:r>
         <w:t xml:space="preserve"> </w:t>
       </w:r>
-      <w:hyperlink r:id="rId88">
+      <w:hyperlink r:id="rId89">
         <w:r>
           <w:rPr>
             <w:rStyle w:val="Hyperlink"/>
@@ -11267,8 +11164,8 @@
         <w:t xml:space="preserve">.</w:t>
       </w:r>
     </w:p>
-    <w:bookmarkEnd w:id="89"/>
-    <w:bookmarkStart w:id="90" w:name="thm-pearson-r-range"/>
+    <w:bookmarkEnd w:id="90"/>
+    <w:bookmarkStart w:id="91" w:name="thm-pearson-r-range"/>
     <w:p>
       <w:pPr>
         <w:pStyle w:val="BodyText"/>
@@ -11439,7 +11336,7 @@
         <w:t xml:space="preserve">if and only if they lie on a straight line with negative slope.</w:t>
       </w:r>
     </w:p>
-    <w:bookmarkEnd w:id="90"/>
+    <w:bookmarkEnd w:id="91"/>
     <w:p>
       <w:pPr>
         <w:pStyle w:val="BodyText"/>
@@ -12583,7 +12480,7 @@
         <w:t xml:space="preserve">.</w:t>
       </w:r>
     </w:p>
-    <w:bookmarkStart w:id="91" w:name="exm-pearson-r"/>
+    <w:bookmarkStart w:id="92" w:name="exm-pearson-r"/>
     <w:p>
       <w:pPr>
         <w:pStyle w:val="BodyText"/>
@@ -12722,7 +12619,7 @@
         <w:t xml:space="preserve">.</w:t>
       </w:r>
     </w:p>
-    <w:bookmarkEnd w:id="91"/>
+    <w:bookmarkEnd w:id="92"/>
     <w:tbl>
       <w:tblPr>
         <w:tblStyle w:val="Table"/>
@@ -12764,18 +12661,18 @@
                 <wp:inline>
                   <wp:extent cx="152400" cy="152400"/>
                   <wp:effectExtent b="0" l="0" r="0" t="0"/>
-                  <wp:docPr descr="" title="" id="93" name="Picture"/>
+                  <wp:docPr descr="" title="" id="94" name="Picture"/>
                   <a:graphic>
                     <a:graphicData uri="http://schemas.openxmlformats.org/drawingml/2006/picture">
                       <pic:pic>
                         <pic:nvPicPr>
-                          <pic:cNvPr descr="/opt/quarto/share/formats/docx/caution.png" id="94" name="Picture"/>
+                          <pic:cNvPr descr="/opt/quarto/share/formats/docx/caution.png" id="95" name="Picture"/>
                           <pic:cNvPicPr>
                             <a:picLocks noChangeArrowheads="1" noChangeAspect="1"/>
                           </pic:cNvPicPr>
                         </pic:nvPicPr>
                         <pic:blipFill>
-                          <a:blip r:embed="rId92"/>
+                          <a:blip r:embed="rId93"/>
                           <a:stretch>
                             <a:fillRect/>
                           </a:stretch>
@@ -13045,8 +12942,8 @@
         <w:t xml:space="preserve">covers scatterplots.</w:t>
       </w:r>
     </w:p>
-    <w:bookmarkEnd w:id="95"/>
-    <w:bookmarkStart w:id="105" w:name="X276b94a7d03810956e9ce51874e5dad5aed6d75"/>
+    <w:bookmarkEnd w:id="96"/>
+    <w:bookmarkStart w:id="106" w:name="X276b94a7d03810956e9ce51874e5dad5aed6d75"/>
     <w:p>
       <w:pPr>
         <w:pStyle w:val="Heading3"/>
@@ -13133,7 +13030,7 @@
       <w:tr>
         <w:tc>
           <w:tcPr/>
-          <w:bookmarkStart w:id="99" w:name="fig-box-chol-by-smoke"/>
+          <w:bookmarkStart w:id="100" w:name="fig-box-chol-by-smoke"/>
           <w:p>
             <w:pPr>
               <w:pStyle w:val="SourceCode"/>
@@ -13428,18 +13325,18 @@
                 <wp:inline>
                   <wp:extent cx="4620126" cy="3696101"/>
                   <wp:effectExtent b="0" l="0" r="0" t="0"/>
-                  <wp:docPr descr="" title="" id="97" name="Picture"/>
+                  <wp:docPr descr="" title="" id="98" name="Picture"/>
                   <a:graphic>
                     <a:graphicData uri="http://schemas.openxmlformats.org/drawingml/2006/picture">
                       <pic:pic>
                         <pic:nvPicPr>
-                          <pic:cNvPr descr="exploratory-descriptive_files/figure-docx/unnamed-chunk-14-1.png" id="98" name="Picture"/>
+                          <pic:cNvPr descr="exploratory-descriptive_files/figure-docx/unnamed-chunk-14-1.png" id="99" name="Picture"/>
                           <pic:cNvPicPr>
                             <a:picLocks noChangeArrowheads="1" noChangeAspect="1"/>
                           </pic:cNvPicPr>
                         </pic:nvPicPr>
                         <pic:blipFill>
-                          <a:blip r:embed="rId96"/>
+                          <a:blip r:embed="rId97"/>
                           <a:stretch>
                             <a:fillRect/>
                           </a:stretch>
@@ -13479,7 +13376,7 @@
               <w:t xml:space="preserve">Figure 7: Box plots of cholesterol by smoking status in the WCGS dataset</w:t>
             </w:r>
           </w:p>
-          <w:bookmarkEnd w:id="99"/>
+          <w:bookmarkEnd w:id="100"/>
         </w:tc>
       </w:tr>
     </w:tbl>
@@ -13497,7 +13394,7 @@
       <w:tr>
         <w:tc>
           <w:tcPr/>
-          <w:bookmarkStart w:id="103" w:name="fig-box-chol-by-behpat"/>
+          <w:bookmarkStart w:id="104" w:name="fig-box-chol-by-behpat"/>
           <w:p>
             <w:pPr>
               <w:pStyle w:val="SourceCode"/>
@@ -13792,18 +13689,18 @@
                 <wp:inline>
                   <wp:extent cx="4620126" cy="3696101"/>
                   <wp:effectExtent b="0" l="0" r="0" t="0"/>
-                  <wp:docPr descr="" title="" id="101" name="Picture"/>
+                  <wp:docPr descr="" title="" id="102" name="Picture"/>
                   <a:graphic>
                     <a:graphicData uri="http://schemas.openxmlformats.org/drawingml/2006/picture">
                       <pic:pic>
                         <pic:nvPicPr>
-                          <pic:cNvPr descr="exploratory-descriptive_files/figure-docx/unnamed-chunk-15-1.png" id="102" name="Picture"/>
+                          <pic:cNvPr descr="exploratory-descriptive_files/figure-docx/unnamed-chunk-15-1.png" id="103" name="Picture"/>
                           <pic:cNvPicPr>
                             <a:picLocks noChangeArrowheads="1" noChangeAspect="1"/>
                           </pic:cNvPicPr>
                         </pic:nvPicPr>
                         <pic:blipFill>
-                          <a:blip r:embed="rId100"/>
+                          <a:blip r:embed="rId101"/>
                           <a:stretch>
                             <a:fillRect/>
                           </a:stretch>
@@ -13843,7 +13740,7 @@
               <w:t xml:space="preserve">Figure 8: Box plots of cholesterol by behavioral pattern in the WCGS dataset</w:t>
             </w:r>
           </w:p>
-          <w:bookmarkEnd w:id="103"/>
+          <w:bookmarkEnd w:id="104"/>
         </w:tc>
       </w:tr>
     </w:tbl>
@@ -13879,7 +13776,7 @@
       <w:tr>
         <w:tc>
           <w:tcPr/>
-          <w:bookmarkStart w:id="104" w:name="tbl-chol-by-chd"/>
+          <w:bookmarkStart w:id="105" w:name="tbl-chol-by-chd"/>
           <w:p>
             <w:pPr>
               <w:jc w:val="center"/>
@@ -14820,12 +14717,12 @@
               </w:tc>
             </w:tr>
           </w:tbl>
-          <w:bookmarkEnd w:id="104"/>
+          <w:bookmarkEnd w:id="105"/>
         </w:tc>
       </w:tr>
     </w:tbl>
-    <w:bookmarkEnd w:id="105"/>
-    <w:bookmarkStart w:id="109" w:name="two-categorical-variables"/>
+    <w:bookmarkEnd w:id="106"/>
+    <w:bookmarkStart w:id="111" w:name="two-categorical-variables"/>
     <w:p>
       <w:pPr>
         <w:pStyle w:val="Heading3"/>
@@ -14834,7 +14731,7 @@
         <w:t xml:space="preserve">4.3 Two categorical variables</w:t>
       </w:r>
     </w:p>
-    <w:bookmarkStart w:id="106" w:name="def-contingency-table"/>
+    <w:bookmarkStart w:id="108" w:name="def-contingency-table"/>
     <w:p>
       <w:pPr>
         <w:pStyle w:val="FirstParagraph"/>
@@ -14885,14 +14782,19 @@
         <w:t xml:space="preserve"> </w:t>
       </w:r>
       <w:r>
-        <w:t xml:space="preserve">the joint frequencies of two categorical variables</w:t>
-      </w:r>
-      <w:r>
-        <w:t xml:space="preserve"> </w:t>
-      </w:r>
-      <w:r>
-        <w:t xml:space="preserve">[19]</w:t>
-      </w:r>
+        <w:t xml:space="preserve">the joint frequencies of two</w:t>
+      </w:r>
+      <w:r>
+        <w:t xml:space="preserve"> </w:t>
+      </w:r>
+      <w:hyperlink r:id="rId107">
+        <w:r>
+          <w:rPr>
+            <w:rStyle w:val="Hyperlink"/>
+          </w:rPr>
+          <w:t xml:space="preserve">categorical variables</w:t>
+        </w:r>
+      </w:hyperlink>
       <w:r>
         <w:t xml:space="preserve">:</w:t>
       </w:r>
@@ -15289,8 +15191,8 @@
         <w:t xml:space="preserve">.</w:t>
       </w:r>
     </w:p>
-    <w:bookmarkEnd w:id="106"/>
-    <w:bookmarkStart w:id="108" w:name="exm-contingency-table"/>
+    <w:bookmarkEnd w:id="108"/>
+    <w:bookmarkStart w:id="110" w:name="exm-contingency-table"/>
     <w:p>
       <w:pPr>
         <w:pStyle w:val="BodyText"/>
@@ -15614,7 +15516,7 @@
       <w:tr>
         <w:tc>
           <w:tcPr/>
-          <w:bookmarkStart w:id="107" w:name="tbl-gtsummary-smoke-chd"/>
+          <w:bookmarkStart w:id="109" w:name="tbl-gtsummary-smoke-chd"/>
           <w:p>
             <w:pPr>
               <w:jc w:val="center"/>
@@ -16087,14 +15989,14 @@
               </w:tc>
             </w:tr>
           </w:tbl>
-          <w:bookmarkEnd w:id="107"/>
+          <w:bookmarkEnd w:id="109"/>
         </w:tc>
       </w:tr>
     </w:tbl>
-    <w:bookmarkEnd w:id="108"/>
-    <w:bookmarkEnd w:id="109"/>
     <w:bookmarkEnd w:id="110"/>
-    <w:bookmarkStart w:id="132" w:name="data-transformations"/>
+    <w:bookmarkEnd w:id="111"/>
+    <w:bookmarkEnd w:id="112"/>
+    <w:bookmarkStart w:id="134" w:name="data-transformations"/>
     <w:p>
       <w:pPr>
         <w:pStyle w:val="Heading2"/>
@@ -16403,7 +16305,7 @@
         <w:t xml:space="preserve">.</w:t>
       </w:r>
     </w:p>
-    <w:bookmarkStart w:id="119" w:name="fig-hist-sbp-log"/>
+    <w:bookmarkStart w:id="121" w:name="fig-hist-sbp-log"/>
     <w:tbl>
       <w:tblPr>
         <w:tblStyle w:val="Table"/>
@@ -16431,7 +16333,7 @@
             <w:tr>
               <w:tc>
                 <w:tcPr/>
-                <w:bookmarkStart w:id="114" w:name="fig-hist-sbp-raw"/>
+                <w:bookmarkStart w:id="116" w:name="fig-hist-sbp-raw"/>
                 <w:p>
                   <w:pPr>
                     <w:pStyle w:val="SourceCode"/>
@@ -16719,18 +16621,18 @@
                       <wp:inline>
                         <wp:extent cx="2971800" cy="2377440"/>
                         <wp:effectExtent b="0" l="0" r="0" t="0"/>
-                        <wp:docPr descr="" title="" id="112" name="Picture"/>
+                        <wp:docPr descr="" title="" id="114" name="Picture"/>
                         <a:graphic>
                           <a:graphicData uri="http://schemas.openxmlformats.org/drawingml/2006/picture">
                             <pic:pic>
                               <pic:nvPicPr>
-                                <pic:cNvPr descr="exploratory-descriptive_files/figure-docx/unnamed-chunk-18-1.png" id="113" name="Picture"/>
+                                <pic:cNvPr descr="exploratory-descriptive_files/figure-docx/unnamed-chunk-18-1.png" id="115" name="Picture"/>
                                 <pic:cNvPicPr>
                                   <a:picLocks noChangeArrowheads="1" noChangeAspect="1"/>
                                 </pic:cNvPicPr>
                               </pic:nvPicPr>
                               <pic:blipFill>
-                                <a:blip r:embed="rId111"/>
+                                <a:blip r:embed="rId113"/>
                                 <a:stretch>
                                   <a:fillRect/>
                                 </a:stretch>
@@ -16771,7 +16673,7 @@
                     <w:t xml:space="preserve">(a) Raw scale</w:t>
                   </w:r>
                 </w:p>
-                <w:bookmarkEnd w:id="114"/>
+                <w:bookmarkEnd w:id="116"/>
               </w:tc>
             </w:tr>
           </w:tbl>
@@ -16821,7 +16723,7 @@
             <w:tr>
               <w:tc>
                 <w:tcPr/>
-                <w:bookmarkStart w:id="118" w:name="fig-hist-sbp-logscale"/>
+                <w:bookmarkStart w:id="120" w:name="fig-hist-sbp-logscale"/>
                 <w:p>
                   <w:pPr>
                     <w:pStyle w:val="SourceCode"/>
@@ -17202,18 +17104,18 @@
                       <wp:inline>
                         <wp:extent cx="2971800" cy="2377440"/>
                         <wp:effectExtent b="0" l="0" r="0" t="0"/>
-                        <wp:docPr descr="" title="" id="116" name="Picture"/>
+                        <wp:docPr descr="" title="" id="118" name="Picture"/>
                         <a:graphic>
                           <a:graphicData uri="http://schemas.openxmlformats.org/drawingml/2006/picture">
                             <pic:pic>
                               <pic:nvPicPr>
-                                <pic:cNvPr descr="exploratory-descriptive_files/figure-docx/unnamed-chunk-19-1.png" id="117" name="Picture"/>
+                                <pic:cNvPr descr="exploratory-descriptive_files/figure-docx/unnamed-chunk-19-1.png" id="119" name="Picture"/>
                                 <pic:cNvPicPr>
                                   <a:picLocks noChangeArrowheads="1" noChangeAspect="1"/>
                                 </pic:cNvPicPr>
                               </pic:nvPicPr>
                               <pic:blipFill>
-                                <a:blip r:embed="rId115"/>
+                                <a:blip r:embed="rId117"/>
                                 <a:stretch>
                                   <a:fillRect/>
                                 </a:stretch>
@@ -17254,7 +17156,7 @@
                     <w:t xml:space="preserve">(b) Log scale</w:t>
                   </w:r>
                 </w:p>
-                <w:bookmarkEnd w:id="118"/>
+                <w:bookmarkEnd w:id="120"/>
               </w:tc>
             </w:tr>
           </w:tbl>
@@ -17304,7 +17206,7 @@
         <w:t xml:space="preserve">.</w:t>
       </w:r>
     </w:p>
-    <w:bookmarkEnd w:id="119"/>
+    <w:bookmarkEnd w:id="121"/>
     <w:p>
       <w:pPr>
         <w:pStyle w:val="SourceCode"/>
@@ -17693,7 +17595,7 @@
         <w:t xml:space="preserve">the assumptions of that model and on the scientific question.</w:t>
       </w:r>
     </w:p>
-    <w:bookmarkStart w:id="131" w:name="sec-rescaling"/>
+    <w:bookmarkStart w:id="133" w:name="sec-rescaling"/>
     <w:p>
       <w:pPr>
         <w:pStyle w:val="Heading3"/>
@@ -17702,7 +17604,7 @@
         <w:t xml:space="preserve">5.1 Rescaling a variable</w:t>
       </w:r>
     </w:p>
-    <w:bookmarkStart w:id="120" w:name="exr-standardize"/>
+    <w:bookmarkStart w:id="122" w:name="exr-standardize"/>
     <w:p>
       <w:pPr>
         <w:pStyle w:val="FirstParagraph"/>
@@ -17811,8 +17713,8 @@
         <w:t xml:space="preserve">What are the units of your answer to part 2?</w:t>
       </w:r>
     </w:p>
-    <w:bookmarkEnd w:id="120"/>
-    <w:bookmarkStart w:id="121" w:name="sol-standardize"/>
+    <w:bookmarkEnd w:id="122"/>
+    <w:bookmarkStart w:id="123" w:name="sol-standardize"/>
     <w:p>
       <w:pPr>
         <w:pStyle w:val="FirstParagraph"/>
@@ -18196,8 +18098,8 @@
         <w:t xml:space="preserve">so the answer has no units.</w:t>
       </w:r>
     </w:p>
-    <w:bookmarkEnd w:id="121"/>
-    <w:bookmarkStart w:id="122" w:name="def-standardization"/>
+    <w:bookmarkEnd w:id="123"/>
+    <w:bookmarkStart w:id="124" w:name="def-standardization"/>
     <w:p>
       <w:pPr>
         <w:pStyle w:val="FirstParagraph"/>
@@ -18404,12 +18306,6 @@
       </w:r>
       <w:r>
         <w:t xml:space="preserve">is</w:t>
-      </w:r>
-      <w:r>
-        <w:t xml:space="preserve"> </w:t>
-      </w:r>
-      <w:r>
-        <w:t xml:space="preserve">[20]</w:t>
       </w:r>
     </w:p>
     <w:p>
@@ -18512,8 +18408,8 @@
         <w:t xml:space="preserve">.</w:t>
       </w:r>
     </w:p>
-    <w:bookmarkEnd w:id="122"/>
-    <w:bookmarkStart w:id="123" w:name="rem-source-standardization"/>
+    <w:bookmarkEnd w:id="124"/>
+    <w:bookmarkStart w:id="125" w:name="rem-source-standardization"/>
     <w:p>
       <w:pPr>
         <w:pStyle w:val="BodyText"/>
@@ -18562,8 +18458,8 @@
         <w:t xml:space="preserve">.</w:t>
       </w:r>
     </w:p>
-    <w:bookmarkEnd w:id="123"/>
-    <w:bookmarkStart w:id="124" w:name="rem-standardization-units"/>
+    <w:bookmarkEnd w:id="125"/>
+    <w:bookmarkStart w:id="126" w:name="rem-standardization-units"/>
     <w:p>
       <w:pPr>
         <w:pStyle w:val="BodyText"/>
@@ -18638,8 +18534,8 @@
         <w:t xml:space="preserve">both become unitless numbers of standard deviations.</w:t>
       </w:r>
     </w:p>
-    <w:bookmarkEnd w:id="124"/>
-    <w:bookmarkStart w:id="125" w:name="thm-standardized-mean-sd"/>
+    <w:bookmarkEnd w:id="126"/>
+    <w:bookmarkStart w:id="127" w:name="thm-standardized-mean-sd"/>
     <w:p>
       <w:pPr>
         <w:pStyle w:val="BodyText"/>
@@ -18796,7 +18692,7 @@
         <w:t xml:space="preserve">.</w:t>
       </w:r>
     </w:p>
-    <w:bookmarkEnd w:id="125"/>
+    <w:bookmarkEnd w:id="127"/>
     <w:p>
       <w:pPr>
         <w:pStyle w:val="BodyText"/>
@@ -19509,7 +19405,7 @@
         <w:t xml:space="preserve">.</w:t>
       </w:r>
     </w:p>
-    <w:bookmarkStart w:id="126" w:name="rem-source-standardized-mean-sd"/>
+    <w:bookmarkStart w:id="128" w:name="rem-source-standardized-mean-sd"/>
     <w:p>
       <w:pPr>
         <w:pStyle w:val="BodyText"/>
@@ -19543,8 +19439,8 @@
         <w:t xml:space="preserve">the proof is the elementary calculation.</w:t>
       </w:r>
     </w:p>
-    <w:bookmarkEnd w:id="126"/>
-    <w:bookmarkStart w:id="127" w:name="exm-scale-wcgs"/>
+    <w:bookmarkEnd w:id="128"/>
+    <w:bookmarkStart w:id="129" w:name="exm-scale-wcgs"/>
     <w:p>
       <w:pPr>
         <w:pStyle w:val="BodyText"/>
@@ -19822,8 +19718,8 @@
         <w:t xml:space="preserve">is needed because 12 of the cholesterol values are missing.</w:t>
       </w:r>
     </w:p>
-    <w:bookmarkEnd w:id="127"/>
-    <w:bookmarkStart w:id="128" w:name="def-min-max-scaling"/>
+    <w:bookmarkEnd w:id="129"/>
+    <w:bookmarkStart w:id="130" w:name="def-min-max-scaling"/>
     <w:p>
       <w:pPr>
         <w:pStyle w:val="BodyText"/>
@@ -20014,12 +19910,6 @@
       </w:r>
       <w:r>
         <w:t xml:space="preserve">is</w:t>
-      </w:r>
-      <w:r>
-        <w:t xml:space="preserve"> </w:t>
-      </w:r>
-      <w:r>
-        <w:t xml:space="preserve">[23]</w:t>
       </w:r>
     </w:p>
     <w:p>
@@ -20138,8 +20028,8 @@
         <w:t xml:space="preserve">.</w:t>
       </w:r>
     </w:p>
-    <w:bookmarkEnd w:id="128"/>
-    <w:bookmarkStart w:id="129" w:name="rem-min-max-outliers"/>
+    <w:bookmarkEnd w:id="130"/>
+    <w:bookmarkStart w:id="131" w:name="rem-min-max-outliers"/>
     <w:p>
       <w:pPr>
         <w:pStyle w:val="BodyText"/>
@@ -20345,8 +20235,8 @@
         <w:t xml:space="preserve">.</w:t>
       </w:r>
     </w:p>
-    <w:bookmarkEnd w:id="129"/>
-    <w:bookmarkStart w:id="130" w:name="exm-min-max-wcgs"/>
+    <w:bookmarkEnd w:id="131"/>
+    <w:bookmarkStart w:id="132" w:name="exm-min-max-wcgs"/>
     <w:p>
       <w:pPr>
         <w:pStyle w:val="BodyText"/>
@@ -20585,10 +20475,10 @@
         <w:t xml:space="preserve">but have no units.</w:t>
       </w:r>
     </w:p>
-    <w:bookmarkEnd w:id="130"/>
-    <w:bookmarkEnd w:id="131"/>
     <w:bookmarkEnd w:id="132"/>
-    <w:bookmarkStart w:id="134" w:name="an-exploratory-data-analysis-workflow"/>
+    <w:bookmarkEnd w:id="133"/>
+    <w:bookmarkEnd w:id="134"/>
+    <w:bookmarkStart w:id="136" w:name="an-exploratory-data-analysis-workflow"/>
     <w:p>
       <w:pPr>
         <w:pStyle w:val="Heading2"/>
@@ -20816,7 +20706,7 @@
       <w:tr>
         <w:tc>
           <w:tcPr/>
-          <w:bookmarkStart w:id="133" w:name="tbl-wcgs-all-summary"/>
+          <w:bookmarkStart w:id="135" w:name="tbl-wcgs-all-summary"/>
           <w:p>
             <w:pPr>
               <w:jc w:val="center"/>
@@ -21997,22 +21887,114 @@
               </w:tc>
             </w:tr>
           </w:tbl>
-          <w:bookmarkEnd w:id="133"/>
+          <w:bookmarkEnd w:id="135"/>
         </w:tc>
       </w:tr>
     </w:tbl>
-    <w:bookmarkEnd w:id="134"/>
-    <w:bookmarkStart w:id="179" w:name="references"/>
+    <w:bookmarkEnd w:id="136"/>
+    <w:bookmarkStart w:id="140" w:name="further-reading"/>
     <w:p>
       <w:pPr>
         <w:pStyle w:val="Heading2"/>
       </w:pPr>
       <w:r>
+        <w:t xml:space="preserve">7 Further reading</w:t>
+      </w:r>
+    </w:p>
+    <w:p>
+      <w:pPr>
+        <w:pStyle w:val="FirstParagraph"/>
+      </w:pPr>
+      <w:hyperlink r:id="rId137">
+        <w:r>
+          <w:rPr>
+            <w:rStyle w:val="Hyperlink"/>
+          </w:rPr>
+          <w:t xml:space="preserve">Plotting a Binary Outcome</w:t>
+        </w:r>
+      </w:hyperlink>
+      <w:r>
+        <w:t xml:space="preserve"> </w:t>
+      </w:r>
+      <w:r>
+        <w:t xml:space="preserve">shows how to plot a 0/1 outcome against a</w:t>
+      </w:r>
+      <w:r>
+        <w:t xml:space="preserve"> </w:t>
+      </w:r>
+      <w:hyperlink r:id="rId62">
+        <w:r>
+          <w:rPr>
+            <w:rStyle w:val="Hyperlink"/>
+          </w:rPr>
+          <w:t xml:space="preserve">continuous</w:t>
+        </w:r>
+      </w:hyperlink>
+      <w:r>
+        <w:t xml:space="preserve"> </w:t>
+      </w:r>
+      <w:r>
+        <w:t xml:space="preserve">feature,</w:t>
+      </w:r>
+      <w:r>
+        <w:t xml:space="preserve"> </w:t>
+      </w:r>
+      <w:r>
+        <w:t xml:space="preserve">where</w:t>
+      </w:r>
+      <w:r>
+        <w:t xml:space="preserve"> </w:t>
+      </w:r>
+      <w:hyperlink r:id="rId138">
+        <w:r>
+          <w:rPr>
+            <w:rStyle w:val="Hyperlink"/>
+          </w:rPr>
+          <w:t xml:space="preserve">scatterplot</w:t>
+        </w:r>
+      </w:hyperlink>
+      <w:r>
+        <w:t xml:space="preserve"> </w:t>
+      </w:r>
+      <w:r>
+        <w:t xml:space="preserve">dots would pile into two stripes.</w:t>
+      </w:r>
+      <w:r>
+        <w:t xml:space="preserve"> </w:t>
+      </w:r>
+      <w:r>
+        <w:t xml:space="preserve">It draws a rug and two</w:t>
+      </w:r>
+      <w:r>
+        <w:t xml:space="preserve"> </w:t>
+      </w:r>
+      <w:hyperlink r:id="rId139">
+        <w:r>
+          <w:rPr>
+            <w:rStyle w:val="Hyperlink"/>
+          </w:rPr>
+          <w:t xml:space="preserve">histograms</w:t>
+        </w:r>
+      </w:hyperlink>
+      <w:r>
+        <w:t xml:space="preserve"> </w:t>
+      </w:r>
+      <w:r>
+        <w:t xml:space="preserve">of the WCGS data, in R and Python.</w:t>
+      </w:r>
+    </w:p>
+    <w:bookmarkEnd w:id="140"/>
+    <w:bookmarkStart w:id="185" w:name="references"/>
+    <w:p>
+      <w:pPr>
+        <w:pStyle w:val="Heading2"/>
+      </w:pPr>
+      <w:r>
         <w:t xml:space="preserve">References</w:t>
       </w:r>
     </w:p>
-    <w:bookmarkStart w:id="178" w:name="refs"/>
-    <w:bookmarkStart w:id="136" w:name="ref-vittinghoff2e"/>
+    <w:bookmarkStart w:id="184" w:name="refs"/>
+    <w:bookmarkStart w:id="142" w:name="ref-vittinghoff2e"/>
     <w:p>
       <w:pPr>
         <w:pStyle w:val="Bibliography"/>
@@ -22045,7 +22027,7 @@
       <w:r>
         <w:t xml:space="preserve"> </w:t>
       </w:r>
-      <w:hyperlink r:id="rId135">
+      <w:hyperlink r:id="rId141">
         <w:r>
           <w:rPr>
             <w:rStyle w:val="Hyperlink"/>
@@ -22057,8 +22039,8 @@
         <w:t xml:space="preserve">.</w:t>
       </w:r>
     </w:p>
-    <w:bookmarkEnd w:id="136"/>
-    <w:bookmarkStart w:id="138" w:name="ref-rosenman1975coronary"/>
+    <w:bookmarkEnd w:id="142"/>
+    <w:bookmarkStart w:id="144" w:name="ref-rosenman1975coronary"/>
     <w:p>
       <w:pPr>
         <w:pStyle w:val="Bibliography"/>
@@ -22106,7 +22088,7 @@
       <w:r>
         <w:t xml:space="preserve"> </w:t>
       </w:r>
-      <w:hyperlink r:id="rId137">
+      <w:hyperlink r:id="rId143">
         <w:r>
           <w:rPr>
             <w:rStyle w:val="Hyperlink"/>
@@ -22118,8 +22100,8 @@
         <w:t xml:space="preserve">.</w:t>
       </w:r>
     </w:p>
-    <w:bookmarkEnd w:id="138"/>
-    <w:bookmarkStart w:id="140" w:name="ref-wikipedia_statistical_population"/>
+    <w:bookmarkEnd w:id="144"/>
+    <w:bookmarkStart w:id="146" w:name="ref-wikipedia_statistical_population"/>
     <w:p>
       <w:pPr>
         <w:pStyle w:val="Bibliography"/>
@@ -22166,7 +22148,7 @@
       <w:r>
         <w:t xml:space="preserve"> </w:t>
       </w:r>
-      <w:hyperlink r:id="rId139">
+      <w:hyperlink r:id="rId145">
         <w:r>
           <w:rPr>
             <w:rStyle w:val="Hyperlink"/>
@@ -22175,8 +22157,8 @@
         </w:r>
       </w:hyperlink>
     </w:p>
-    <w:bookmarkEnd w:id="140"/>
-    <w:bookmarkStart w:id="142" w:name="ref-wikipedia_simple_random_sample"/>
+    <w:bookmarkEnd w:id="146"/>
+    <w:bookmarkStart w:id="148" w:name="ref-wikipedia_simple_random_sample"/>
     <w:p>
       <w:pPr>
         <w:pStyle w:val="Bibliography"/>
@@ -22223,7 +22205,7 @@
       <w:r>
         <w:t xml:space="preserve"> </w:t>
       </w:r>
-      <w:hyperlink r:id="rId141">
+      <w:hyperlink r:id="rId147">
         <w:r>
           <w:rPr>
             <w:rStyle w:val="Hyperlink"/>
@@ -22232,8 +22214,8 @@
         </w:r>
       </w:hyperlink>
     </w:p>
-    <w:bookmarkEnd w:id="142"/>
-    <w:bookmarkStart w:id="144" w:name="ref-wikipedia_median"/>
+    <w:bookmarkEnd w:id="148"/>
+    <w:bookmarkStart w:id="150" w:name="ref-wikipedia_median"/>
     <w:p>
       <w:pPr>
         <w:pStyle w:val="Bibliography"/>
@@ -22280,7 +22262,7 @@
       <w:r>
         <w:t xml:space="preserve"> </w:t>
       </w:r>
-      <w:hyperlink r:id="rId143">
+      <w:hyperlink r:id="rId149">
         <w:r>
           <w:rPr>
             <w:rStyle w:val="Hyperlink"/>
@@ -22289,8 +22271,8 @@
         </w:r>
       </w:hyperlink>
     </w:p>
-    <w:bookmarkEnd w:id="144"/>
-    <w:bookmarkStart w:id="146" w:name="ref-wikipedia_variance"/>
+    <w:bookmarkEnd w:id="150"/>
+    <w:bookmarkStart w:id="152" w:name="ref-wikipedia_variance"/>
     <w:p>
       <w:pPr>
         <w:pStyle w:val="Bibliography"/>
@@ -22337,7 +22319,7 @@
       <w:r>
         <w:t xml:space="preserve"> </w:t>
       </w:r>
-      <w:hyperlink r:id="rId145">
+      <w:hyperlink r:id="rId151">
         <w:r>
           <w:rPr>
             <w:rStyle w:val="Hyperlink"/>
@@ -22346,8 +22328,8 @@
         </w:r>
       </w:hyperlink>
     </w:p>
-    <w:bookmarkEnd w:id="146"/>
-    <w:bookmarkStart w:id="148" w:name="ref-wikipedia_standard_deviation"/>
+    <w:bookmarkEnd w:id="152"/>
+    <w:bookmarkStart w:id="154" w:name="ref-wikipedia_standard_deviation"/>
     <w:p>
       <w:pPr>
         <w:pStyle w:val="Bibliography"/>
@@ -22394,7 +22376,7 @@
       <w:r>
         <w:t xml:space="preserve"> </w:t>
       </w:r>
-      <w:hyperlink r:id="rId147">
+      <w:hyperlink r:id="rId153">
         <w:r>
           <w:rPr>
             <w:rStyle w:val="Hyperlink"/>
@@ -22403,8 +22385,8 @@
         </w:r>
       </w:hyperlink>
     </w:p>
-    <w:bookmarkEnd w:id="148"/>
-    <w:bookmarkStart w:id="150" w:name="ref-wikipedia_quartile"/>
+    <w:bookmarkEnd w:id="154"/>
+    <w:bookmarkStart w:id="156" w:name="ref-wikipedia_quartile"/>
     <w:p>
       <w:pPr>
         <w:pStyle w:val="Bibliography"/>
@@ -22451,7 +22433,7 @@
       <w:r>
         <w:t xml:space="preserve"> </w:t>
       </w:r>
-      <w:hyperlink r:id="rId149">
+      <w:hyperlink r:id="rId155">
         <w:r>
           <w:rPr>
             <w:rStyle w:val="Hyperlink"/>
@@ -22460,8 +22442,8 @@
         </w:r>
       </w:hyperlink>
     </w:p>
-    <w:bookmarkEnd w:id="150"/>
-    <w:bookmarkStart w:id="152" w:name="ref-wikipedia_interquartile_range"/>
+    <w:bookmarkEnd w:id="156"/>
+    <w:bookmarkStart w:id="158" w:name="ref-wikipedia_interquartile_range"/>
     <w:p>
       <w:pPr>
         <w:pStyle w:val="Bibliography"/>
@@ -22508,7 +22490,7 @@
       <w:r>
         <w:t xml:space="preserve"> </w:t>
       </w:r>
-      <w:hyperlink r:id="rId151">
+      <w:hyperlink r:id="rId157">
         <w:r>
           <w:rPr>
             <w:rStyle w:val="Hyperlink"/>
@@ -22517,8 +22499,8 @@
         </w:r>
       </w:hyperlink>
     </w:p>
-    <w:bookmarkEnd w:id="152"/>
-    <w:bookmarkStart w:id="153" w:name="ref-hoggtanis2015"/>
+    <w:bookmarkEnd w:id="158"/>
+    <w:bookmarkStart w:id="159" w:name="ref-hoggtanis2015"/>
     <w:p>
       <w:pPr>
         <w:pStyle w:val="Bibliography"/>
@@ -22549,8 +22531,8 @@
         <w:t xml:space="preserve">, Tenth edition. Boston: Pearson, 2019.</w:t>
       </w:r>
     </w:p>
-    <w:bookmarkEnd w:id="153"/>
-    <w:bookmarkStart w:id="154" w:name="ref-rice2007mathematical"/>
+    <w:bookmarkEnd w:id="159"/>
+    <w:bookmarkStart w:id="160" w:name="ref-rice2007mathematical"/>
     <w:p>
       <w:pPr>
         <w:pStyle w:val="Bibliography"/>
@@ -22581,8 +22563,8 @@
         <w:t xml:space="preserve">, 3rd ed. Belmont, CA: Cengage Learning, 2007.</w:t>
       </w:r>
     </w:p>
-    <w:bookmarkEnd w:id="154"/>
-    <w:bookmarkStart w:id="156" w:name="ref-wikipedia_histogram"/>
+    <w:bookmarkEnd w:id="160"/>
+    <w:bookmarkStart w:id="162" w:name="ref-wikipedia_histogram"/>
     <w:p>
       <w:pPr>
         <w:pStyle w:val="Bibliography"/>
@@ -22629,7 +22611,7 @@
       <w:r>
         <w:t xml:space="preserve"> </w:t>
       </w:r>
-      <w:hyperlink r:id="rId155">
+      <w:hyperlink r:id="rId161">
         <w:r>
           <w:rPr>
             <w:rStyle w:val="Hyperlink"/>
@@ -22638,8 +22620,8 @@
         </w:r>
       </w:hyperlink>
     </w:p>
-    <w:bookmarkEnd w:id="156"/>
-    <w:bookmarkStart w:id="158" w:name="ref-wikipedia_kernel_density_estimation"/>
+    <w:bookmarkEnd w:id="162"/>
+    <w:bookmarkStart w:id="164" w:name="ref-wikipedia_kernel_density_estimation"/>
     <w:p>
       <w:pPr>
         <w:pStyle w:val="Bibliography"/>
@@ -22686,7 +22668,7 @@
       <w:r>
         <w:t xml:space="preserve"> </w:t>
       </w:r>
-      <w:hyperlink r:id="rId157">
+      <w:hyperlink r:id="rId163">
         <w:r>
           <w:rPr>
             <w:rStyle w:val="Hyperlink"/>
@@ -22695,8 +22677,8 @@
         </w:r>
       </w:hyperlink>
     </w:p>
-    <w:bookmarkEnd w:id="158"/>
-    <w:bookmarkStart w:id="160" w:name="ref-wikipedia_box_plot"/>
+    <w:bookmarkEnd w:id="164"/>
+    <w:bookmarkStart w:id="166" w:name="ref-wikipedia_box_plot"/>
     <w:p>
       <w:pPr>
         <w:pStyle w:val="Bibliography"/>
@@ -22743,7 +22725,7 @@
       <w:r>
         <w:t xml:space="preserve"> </w:t>
       </w:r>
-      <w:hyperlink r:id="rId159">
+      <w:hyperlink r:id="rId165">
         <w:r>
           <w:rPr>
             <w:rStyle w:val="Hyperlink"/>
@@ -22752,8 +22734,8 @@
         </w:r>
       </w:hyperlink>
     </w:p>
-    <w:bookmarkEnd w:id="160"/>
-    <w:bookmarkStart w:id="162" w:name="ref-wikipedia_bar_chart"/>
+    <w:bookmarkEnd w:id="166"/>
+    <w:bookmarkStart w:id="168" w:name="ref-wikipedia_bar_chart"/>
     <w:p>
       <w:pPr>
         <w:pStyle w:val="Bibliography"/>
@@ -22800,7 +22782,7 @@
       <w:r>
         <w:t xml:space="preserve"> </w:t>
       </w:r>
-      <w:hyperlink r:id="rId161">
+      <w:hyperlink r:id="rId167">
         <w:r>
           <w:rPr>
             <w:rStyle w:val="Hyperlink"/>
@@ -22809,8 +22791,8 @@
         </w:r>
       </w:hyperlink>
     </w:p>
-    <w:bookmarkEnd w:id="162"/>
-    <w:bookmarkStart w:id="164" w:name="ref-wikipedia_q_q_plot"/>
+    <w:bookmarkEnd w:id="168"/>
+    <w:bookmarkStart w:id="170" w:name="ref-wikipedia_q_q_plot"/>
     <w:p>
       <w:pPr>
         <w:pStyle w:val="Bibliography"/>
@@ -22857,7 +22839,7 @@
       <w:r>
         <w:t xml:space="preserve"> </w:t>
       </w:r>
-      <w:hyperlink r:id="rId163">
+      <w:hyperlink r:id="rId169">
         <w:r>
           <w:rPr>
             <w:rStyle w:val="Hyperlink"/>
@@ -22866,8 +22848,8 @@
         </w:r>
       </w:hyperlink>
     </w:p>
-    <w:bookmarkEnd w:id="164"/>
-    <w:bookmarkStart w:id="166" w:name="ref-wikipedia_scatter_plot"/>
+    <w:bookmarkEnd w:id="170"/>
+    <w:bookmarkStart w:id="172" w:name="ref-wikipedia_scatter_plot"/>
     <w:p>
       <w:pPr>
         <w:pStyle w:val="Bibliography"/>
@@ -22914,7 +22896,7 @@
       <w:r>
         <w:t xml:space="preserve"> </w:t>
       </w:r>
-      <w:hyperlink r:id="rId165">
+      <w:hyperlink r:id="rId171">
         <w:r>
           <w:rPr>
             <w:rStyle w:val="Hyperlink"/>
@@ -22923,8 +22905,8 @@
         </w:r>
       </w:hyperlink>
     </w:p>
-    <w:bookmarkEnd w:id="166"/>
-    <w:bookmarkStart w:id="168" w:name="X9c68751dcff429bb8eebfb08e71b6f746222990"/>
+    <w:bookmarkEnd w:id="172"/>
+    <w:bookmarkStart w:id="174" w:name="X9c68751dcff429bb8eebfb08e71b6f746222990"/>
     <w:p>
       <w:pPr>
         <w:pStyle w:val="Bibliography"/>
@@ -22971,7 +22953,7 @@
       <w:r>
         <w:t xml:space="preserve"> </w:t>
       </w:r>
-      <w:hyperlink r:id="rId167">
+      <w:hyperlink r:id="rId173">
         <w:r>
           <w:rPr>
             <w:rStyle w:val="Hyperlink"/>
@@ -22980,8 +22962,8 @@
         </w:r>
       </w:hyperlink>
     </w:p>
-    <w:bookmarkEnd w:id="168"/>
-    <w:bookmarkStart w:id="170" w:name="ref-wikipedia_contingency_table"/>
+    <w:bookmarkEnd w:id="174"/>
+    <w:bookmarkStart w:id="176" w:name="ref-wikipedia_contingency_table"/>
     <w:p>
       <w:pPr>
         <w:pStyle w:val="Bibliography"/>
@@ -23028,7 +23010,7 @@
       <w:r>
         <w:t xml:space="preserve"> </w:t>
       </w:r>
-      <w:hyperlink r:id="rId169">
+      <w:hyperlink r:id="rId175">
         <w:r>
           <w:rPr>
             <w:rStyle w:val="Hyperlink"/>
@@ -23037,8 +23019,8 @@
         </w:r>
       </w:hyperlink>
     </w:p>
-    <w:bookmarkEnd w:id="170"/>
-    <w:bookmarkStart w:id="172" w:name="ref-wikipedia_standard_score"/>
+    <w:bookmarkEnd w:id="176"/>
+    <w:bookmarkStart w:id="178" w:name="ref-wikipedia_standard_score"/>
     <w:p>
       <w:pPr>
         <w:pStyle w:val="Bibliography"/>
@@ -23085,7 +23067,7 @@
       <w:r>
         <w:t xml:space="preserve"> </w:t>
       </w:r>
-      <w:hyperlink r:id="rId171">
+      <w:hyperlink r:id="rId177">
         <w:r>
           <w:rPr>
             <w:rStyle w:val="Hyperlink"/>
@@ -23094,8 +23076,8 @@
         </w:r>
       </w:hyperlink>
     </w:p>
-    <w:bookmarkEnd w:id="172"/>
-    <w:bookmarkStart w:id="174" w:name="ref-james2021islr2e"/>
+    <w:bookmarkEnd w:id="178"/>
+    <w:bookmarkStart w:id="180" w:name="ref-james2021islr2e"/>
     <w:p>
       <w:pPr>
         <w:pStyle w:val="Bibliography"/>
@@ -23142,7 +23124,7 @@
       <w:r>
         <w:t xml:space="preserve"> </w:t>
       </w:r>
-      <w:hyperlink r:id="rId173">
+      <w:hyperlink r:id="rId179">
         <w:r>
           <w:rPr>
             <w:rStyle w:val="Hyperlink"/>
@@ -23154,8 +23136,8 @@
         <w:t xml:space="preserve">.</w:t>
       </w:r>
     </w:p>
-    <w:bookmarkEnd w:id="174"/>
-    <w:bookmarkStart w:id="175" w:name="ref-geron2017hands"/>
+    <w:bookmarkEnd w:id="180"/>
+    <w:bookmarkStart w:id="181" w:name="ref-geron2017hands"/>
     <w:p>
       <w:pPr>
         <w:pStyle w:val="Bibliography"/>
@@ -23228,8 +23210,8 @@
         <w:t xml:space="preserve">, 1st ed. O’Reilly Media, 2017.</w:t>
       </w:r>
     </w:p>
-    <w:bookmarkEnd w:id="175"/>
-    <w:bookmarkStart w:id="177" w:name="ref-wikipedia_feature_scaling"/>
+    <w:bookmarkEnd w:id="181"/>
+    <w:bookmarkStart w:id="183" w:name="ref-wikipedia_feature_scaling"/>
     <w:p>
       <w:pPr>
         <w:pStyle w:val="Bibliography"/>
@@ -23276,7 +23258,7 @@
       <w:r>
         <w:t xml:space="preserve"> </w:t>
       </w:r>
-      <w:hyperlink r:id="rId176">
+      <w:hyperlink r:id="rId182">
         <w:r>
           <w:rPr>
             <w:rStyle w:val="Hyperlink"/>
@@ -23285,9 +23267,9 @@
         </w:r>
       </w:hyperlink>
     </w:p>
-    <w:bookmarkEnd w:id="177"/>
-    <w:bookmarkEnd w:id="178"/>
-    <w:bookmarkEnd w:id="179"/>
+    <w:bookmarkEnd w:id="183"/>
+    <w:bookmarkEnd w:id="184"/>
+    <w:bookmarkEnd w:id="185"/>
     <w:sectPr>
       <w:footnotePr>
         <w:numRestart w:val="eachSect"/>
